--- a/Hasan CV.docx
+++ b/Hasan CV.docx
@@ -949,115 +949,6 @@
           <w:lang w:eastAsia="en-GB"/>
         </w:rPr>
         <w:t>Used by several Instagram profiles with 1mil+ followers.</w:t>
-      </w:r>
-    </w:p>
-    <w:p>
-      <w:pPr>
-        <w:spacing w:after="0" w:line="240" w:lineRule="auto"/>
-        <w:rPr>
-          <w:rFonts w:ascii="Arial" w:eastAsia="Times New Roman" w:hAnsi="Arial" w:cs="Arial"/>
-          <w:lang w:eastAsia="en-GB"/>
-        </w:rPr>
-      </w:pPr>
-    </w:p>
-    <w:p>
-      <w:pPr>
-        <w:spacing w:after="0" w:line="240" w:lineRule="auto"/>
-        <w:rPr>
-          <w:rFonts w:ascii="Arial" w:eastAsia="Times New Roman" w:hAnsi="Arial" w:cs="Arial"/>
-          <w:lang w:eastAsia="en-GB"/>
-        </w:rPr>
-      </w:pPr>
-      <w:r>
-        <w:rPr>
-          <w:rFonts w:ascii="Arial" w:eastAsia="Times New Roman" w:hAnsi="Arial" w:cs="Arial"/>
-          <w:b/>
-          <w:bCs/>
-          <w:color w:val="000000"/>
-          <w:lang w:eastAsia="en-GB"/>
-        </w:rPr>
-        <w:t>Lesson Booker</w:t>
-      </w:r>
-    </w:p>
-    <w:p>
-      <w:pPr>
-        <w:spacing w:after="0" w:line="240" w:lineRule="auto"/>
-        <w:rPr>
-          <w:rFonts w:ascii="Arial" w:eastAsia="Times New Roman" w:hAnsi="Arial" w:cs="Arial"/>
-          <w:lang w:eastAsia="en-GB"/>
-        </w:rPr>
-      </w:pPr>
-      <w:r>
-        <w:rPr>
-          <w:rFonts w:ascii="Arial" w:eastAsia="Times New Roman" w:hAnsi="Arial" w:cs="Arial"/>
-          <w:i/>
-          <w:iCs/>
-          <w:color w:val="000000"/>
-          <w:lang w:eastAsia="en-GB"/>
-        </w:rPr>
-        <w:t>Code on GitHub</w:t>
-      </w:r>
-    </w:p>
-    <w:p>
-      <w:pPr>
-        <w:numPr>
-          <w:ilvl w:val="0"/>
-          <w:numId w:val="5"/>
-        </w:numPr>
-        <w:spacing w:after="0" w:line="240" w:lineRule="auto"/>
-        <w:textAlignment w:val="baseline"/>
-        <w:rPr>
-          <w:rFonts w:ascii="Arial" w:eastAsia="Times New Roman" w:hAnsi="Arial" w:cs="Arial"/>
-          <w:color w:val="000000"/>
-          <w:lang w:eastAsia="en-GB"/>
-        </w:rPr>
-      </w:pPr>
-      <w:r>
-        <w:rPr>
-          <w:rFonts w:ascii="Arial" w:eastAsia="Times New Roman" w:hAnsi="Arial" w:cs="Arial"/>
-          <w:color w:val="000000"/>
-          <w:lang w:eastAsia="en-GB"/>
-        </w:rPr>
-        <w:t>Website to allow users to</w:t>
-      </w:r>
-      <w:r>
-        <w:rPr>
-          <w:rFonts w:ascii="Arial" w:eastAsia="Times New Roman" w:hAnsi="Arial" w:cs="Arial"/>
-          <w:color w:val="000000"/>
-          <w:lang w:eastAsia="en-GB"/>
-        </w:rPr>
-        <w:t xml:space="preserve"> available</w:t>
-      </w:r>
-      <w:r>
-        <w:rPr>
-          <w:rFonts w:ascii="Arial" w:eastAsia="Times New Roman" w:hAnsi="Arial" w:cs="Arial"/>
-          <w:color w:val="000000"/>
-          <w:lang w:eastAsia="en-GB"/>
-        </w:rPr>
-        <w:t xml:space="preserve"> book lessons.</w:t>
-      </w:r>
-    </w:p>
-    <w:p>
-      <w:pPr>
-        <w:numPr>
-          <w:ilvl w:val="0"/>
-          <w:numId w:val="5"/>
-        </w:numPr>
-        <w:spacing w:after="0" w:line="240" w:lineRule="auto"/>
-        <w:textAlignment w:val="baseline"/>
-        <w:rPr>
-          <w:rFonts w:ascii="Arial" w:eastAsia="Times New Roman" w:hAnsi="Arial" w:cs="Arial"/>
-          <w:color w:val="000000"/>
-          <w:lang w:eastAsia="en-GB"/>
-        </w:rPr>
-      </w:pPr>
-      <w:r>
-        <w:rPr>
-          <w:rFonts w:ascii="Arial" w:eastAsia="Times New Roman" w:hAnsi="Arial" w:cs="Arial"/>
-          <w:color w:val="000000"/>
-          <w:lang w:eastAsia="en-GB"/>
-        </w:rPr>
-        <w:t>Utilises: Java Servlet, JSPX, MySQL.</w:t>
       </w:r>
     </w:p>
     <w:p>
@@ -1257,7 +1148,6 @@
           <w:color w:val="000000"/>
           <w:lang w:eastAsia="en-GB"/>
         </w:rPr>
-        <w:lastRenderedPageBreak/>
         <w:t>Talal Jawaid</w:t>
       </w:r>
       <w:r>

--- a/Hasan CV.docx
+++ b/Hasan CV.docx
@@ -191,18 +191,94 @@
           <w:color w:val="000000"/>
           <w:lang w:eastAsia="en-GB"/>
         </w:rPr>
-        <w:t>TECHNICAL SKILLS</w:t>
-      </w:r>
-    </w:p>
-    <w:p>
-      <w:pPr>
-        <w:spacing w:after="0" w:line="240" w:lineRule="auto"/>
-        <w:rPr>
-          <w:rFonts w:ascii="Arial" w:eastAsia="Times New Roman" w:hAnsi="Arial" w:cs="Arial"/>
-          <w:lang w:eastAsia="en-GB"/>
-        </w:rPr>
-      </w:pPr>
-      <w:r>
+        <w:t>ABOUT ME</w:t>
+      </w:r>
+    </w:p>
+    <w:p>
+      <w:pPr>
+        <w:spacing w:after="0" w:line="240" w:lineRule="auto"/>
+        <w:rPr>
+          <w:rFonts w:ascii="Arial" w:eastAsia="Times New Roman" w:hAnsi="Arial" w:cs="Arial"/>
+          <w:lang w:eastAsia="en-GB"/>
+        </w:rPr>
+      </w:pPr>
+      <w:r>
+        <w:rPr>
+          <w:rFonts w:ascii="Arial" w:eastAsia="Times New Roman" w:hAnsi="Arial" w:cs="Arial"/>
+          <w:lang w:eastAsia="en-GB"/>
+        </w:rPr>
+        <w:t>Looking forward to starting my career working on front</w:t>
+      </w:r>
+      <w:r>
+        <w:rPr>
+          <w:rFonts w:ascii="Arial" w:eastAsia="Times New Roman" w:hAnsi="Arial" w:cs="Arial"/>
+          <w:lang w:eastAsia="en-GB"/>
+        </w:rPr>
+        <w:t>-</w:t>
+      </w:r>
+      <w:r>
+        <w:rPr>
+          <w:rFonts w:ascii="Arial" w:eastAsia="Times New Roman" w:hAnsi="Arial" w:cs="Arial"/>
+          <w:lang w:eastAsia="en-GB"/>
+        </w:rPr>
+        <w:t>end and</w:t>
+      </w:r>
+      <w:r>
+        <w:rPr>
+          <w:rFonts w:ascii="Arial" w:eastAsia="Times New Roman" w:hAnsi="Arial" w:cs="Arial"/>
+          <w:lang w:eastAsia="en-GB"/>
+        </w:rPr>
+        <w:t>/or</w:t>
+      </w:r>
+      <w:r>
+        <w:rPr>
+          <w:rFonts w:ascii="Arial" w:eastAsia="Times New Roman" w:hAnsi="Arial" w:cs="Arial"/>
+          <w:lang w:eastAsia="en-GB"/>
+        </w:rPr>
+        <w:t xml:space="preserve"> back</w:t>
+      </w:r>
+      <w:r>
+        <w:rPr>
+          <w:rFonts w:ascii="Arial" w:eastAsia="Times New Roman" w:hAnsi="Arial" w:cs="Arial"/>
+          <w:lang w:eastAsia="en-GB"/>
+        </w:rPr>
+        <w:t>-</w:t>
+      </w:r>
+      <w:r>
+        <w:rPr>
+          <w:rFonts w:ascii="Arial" w:eastAsia="Times New Roman" w:hAnsi="Arial" w:cs="Arial"/>
+          <w:lang w:eastAsia="en-GB"/>
+        </w:rPr>
+        <w:t xml:space="preserve">end development. Always ready to learn more and </w:t>
+      </w:r>
+      <w:r>
+        <w:rPr>
+          <w:rFonts w:ascii="Arial" w:eastAsia="Times New Roman" w:hAnsi="Arial" w:cs="Arial"/>
+          <w:lang w:eastAsia="en-GB"/>
+        </w:rPr>
+        <w:t>challenge</w:t>
+      </w:r>
+      <w:r>
+        <w:rPr>
+          <w:rFonts w:ascii="Arial" w:eastAsia="Times New Roman" w:hAnsi="Arial" w:cs="Arial"/>
+          <w:lang w:eastAsia="en-GB"/>
+        </w:rPr>
+        <w:t xml:space="preserve"> myself.</w:t>
+      </w:r>
+    </w:p>
+    <w:p>
+      <w:pPr>
+        <w:spacing w:after="0" w:line="240" w:lineRule="auto"/>
+        <w:rPr>
+          <w:rFonts w:ascii="Arial" w:eastAsia="Times New Roman" w:hAnsi="Arial" w:cs="Arial"/>
+          <w:lang w:eastAsia="en-GB"/>
+        </w:rPr>
+      </w:pPr>
+    </w:p>
+    <w:p>
+      <w:pPr>
+        <w:spacing w:after="0" w:line="240" w:lineRule="auto"/>
+        <w:jc w:val="center"/>
         <w:rPr>
           <w:rFonts w:ascii="Arial" w:eastAsia="Times New Roman" w:hAnsi="Arial" w:cs="Arial"/>
           <w:b/>
@@ -210,24 +286,6 @@
           <w:color w:val="000000"/>
           <w:lang w:eastAsia="en-GB"/>
         </w:rPr>
-        <w:t>Programming Languages</w:t>
-      </w:r>
-      <w:r>
-        <w:rPr>
-          <w:rFonts w:ascii="Arial" w:eastAsia="Times New Roman" w:hAnsi="Arial" w:cs="Arial"/>
-          <w:color w:val="000000"/>
-          <w:lang w:eastAsia="en-GB"/>
-        </w:rPr>
-        <w:t>: JavaScript, Python, Java, PHP, HTML, CSS.</w:t>
-      </w:r>
-    </w:p>
-    <w:p>
-      <w:pPr>
-        <w:spacing w:after="0" w:line="240" w:lineRule="auto"/>
-        <w:rPr>
-          <w:rFonts w:ascii="Arial" w:eastAsia="Times New Roman" w:hAnsi="Arial" w:cs="Arial"/>
-          <w:lang w:eastAsia="en-GB"/>
-        </w:rPr>
       </w:pPr>
       <w:r>
         <w:rPr>
@@ -237,6 +295,76 @@
           <w:color w:val="000000"/>
           <w:lang w:eastAsia="en-GB"/>
         </w:rPr>
+        <w:t>TECHNICAL SKILLS</w:t>
+      </w:r>
+    </w:p>
+    <w:p>
+      <w:pPr>
+        <w:spacing w:after="0" w:line="240" w:lineRule="auto"/>
+        <w:rPr>
+          <w:rFonts w:ascii="Arial" w:eastAsia="Times New Roman" w:hAnsi="Arial" w:cs="Arial"/>
+          <w:lang w:eastAsia="en-GB"/>
+        </w:rPr>
+      </w:pPr>
+      <w:r>
+        <w:rPr>
+          <w:rFonts w:ascii="Arial" w:eastAsia="Times New Roman" w:hAnsi="Arial" w:cs="Arial"/>
+          <w:b/>
+          <w:bCs/>
+          <w:color w:val="000000"/>
+          <w:lang w:eastAsia="en-GB"/>
+        </w:rPr>
+        <w:t>Programming Languages</w:t>
+      </w:r>
+      <w:r>
+        <w:rPr>
+          <w:rFonts w:ascii="Arial" w:eastAsia="Times New Roman" w:hAnsi="Arial" w:cs="Arial"/>
+          <w:color w:val="000000"/>
+          <w:lang w:eastAsia="en-GB"/>
+        </w:rPr>
+        <w:t xml:space="preserve">: </w:t>
+      </w:r>
+      <w:r>
+        <w:rPr>
+          <w:rFonts w:ascii="Arial" w:eastAsia="Times New Roman" w:hAnsi="Arial" w:cs="Arial"/>
+          <w:color w:val="000000"/>
+          <w:lang w:eastAsia="en-GB"/>
+        </w:rPr>
+        <w:t>Python</w:t>
+      </w:r>
+      <w:r>
+        <w:rPr>
+          <w:rFonts w:ascii="Arial" w:eastAsia="Times New Roman" w:hAnsi="Arial" w:cs="Arial"/>
+          <w:color w:val="000000"/>
+          <w:lang w:eastAsia="en-GB"/>
+        </w:rPr>
+        <w:t xml:space="preserve">, </w:t>
+      </w:r>
+      <w:r>
+        <w:rPr>
+          <w:rFonts w:ascii="Arial" w:eastAsia="Times New Roman" w:hAnsi="Arial" w:cs="Arial"/>
+          <w:color w:val="000000"/>
+          <w:lang w:eastAsia="en-GB"/>
+        </w:rPr>
+        <w:t>JavaScript, Java, HTML, CSS.</w:t>
+      </w:r>
+    </w:p>
+    <w:p>
+      <w:pPr>
+        <w:spacing w:after="0" w:line="240" w:lineRule="auto"/>
+        <w:rPr>
+          <w:rFonts w:ascii="Arial" w:eastAsia="Times New Roman" w:hAnsi="Arial" w:cs="Arial"/>
+          <w:lang w:eastAsia="en-GB"/>
+        </w:rPr>
+      </w:pPr>
+      <w:r>
+        <w:rPr>
+          <w:rFonts w:ascii="Arial" w:eastAsia="Times New Roman" w:hAnsi="Arial" w:cs="Arial"/>
+          <w:b/>
+          <w:bCs/>
+          <w:color w:val="000000"/>
+          <w:lang w:eastAsia="en-GB"/>
+        </w:rPr>
         <w:t>Frameworks/Databases</w:t>
       </w:r>
       <w:r>
@@ -245,7 +373,23 @@
           <w:color w:val="000000"/>
           <w:lang w:eastAsia="en-GB"/>
         </w:rPr>
-        <w:t>: React, Flask, Laravel, Bootstrap, JUnit, Cucumber, Express, WebSockets, MySQL, Hadoop.</w:t>
+        <w:t xml:space="preserve">: React, Flask, Laravel, </w:t>
+      </w:r>
+      <w:r>
+        <w:rPr>
+          <w:rFonts w:ascii="Arial" w:eastAsia="Times New Roman" w:hAnsi="Arial" w:cs="Arial"/>
+          <w:color w:val="000000"/>
+          <w:lang w:eastAsia="en-GB"/>
+        </w:rPr>
+        <w:t xml:space="preserve">TailWind, </w:t>
+      </w:r>
+      <w:r>
+        <w:rPr>
+          <w:rFonts w:ascii="Arial" w:eastAsia="Times New Roman" w:hAnsi="Arial" w:cs="Arial"/>
+          <w:color w:val="000000"/>
+          <w:lang w:eastAsia="en-GB"/>
+        </w:rPr>
+        <w:t>Bootstrap, JUnit, Cucumber, Express, WebSockets, MySQL, Hadoop.</w:t>
       </w:r>
     </w:p>
     <w:p>
@@ -680,6 +824,172 @@
           <w:color w:val="000000"/>
           <w:lang w:eastAsia="en-GB"/>
         </w:rPr>
+        <w:t xml:space="preserve">Instagram Post </w:t>
+      </w:r>
+      <w:r>
+        <w:rPr>
+          <w:rFonts w:ascii="Arial" w:eastAsia="Times New Roman" w:hAnsi="Arial" w:cs="Arial"/>
+          <w:b/>
+          <w:bCs/>
+          <w:color w:val="000000"/>
+          <w:lang w:eastAsia="en-GB"/>
+        </w:rPr>
+        <w:t>Maker</w:t>
+      </w:r>
+    </w:p>
+    <w:p>
+      <w:pPr>
+        <w:spacing w:after="0" w:line="240" w:lineRule="auto"/>
+        <w:rPr>
+          <w:rFonts w:ascii="Arial" w:eastAsia="Times New Roman" w:hAnsi="Arial" w:cs="Arial"/>
+          <w:lang w:eastAsia="en-GB"/>
+        </w:rPr>
+      </w:pPr>
+      <w:r>
+        <w:rPr>
+          <w:rFonts w:ascii="Arial" w:eastAsia="Times New Roman" w:hAnsi="Arial" w:cs="Arial"/>
+          <w:i/>
+          <w:iCs/>
+          <w:color w:val="000000"/>
+          <w:lang w:eastAsia="en-GB"/>
+        </w:rPr>
+        <w:t>Post-Maker.com</w:t>
+      </w:r>
+    </w:p>
+    <w:p>
+      <w:pPr>
+        <w:numPr>
+          <w:ilvl w:val="0"/>
+          <w:numId w:val="4"/>
+        </w:numPr>
+        <w:spacing w:after="0" w:line="240" w:lineRule="auto"/>
+        <w:textAlignment w:val="baseline"/>
+        <w:rPr>
+          <w:rFonts w:ascii="Arial" w:eastAsia="Times New Roman" w:hAnsi="Arial" w:cs="Arial"/>
+          <w:color w:val="000000"/>
+          <w:lang w:eastAsia="en-GB"/>
+        </w:rPr>
+      </w:pPr>
+      <w:r>
+        <w:rPr>
+          <w:rFonts w:ascii="Arial" w:eastAsia="Times New Roman" w:hAnsi="Arial" w:cs="Arial"/>
+          <w:color w:val="000000"/>
+          <w:lang w:eastAsia="en-GB"/>
+        </w:rPr>
+        <w:t>Generates</w:t>
+      </w:r>
+      <w:r>
+        <w:rPr>
+          <w:rFonts w:ascii="Arial" w:eastAsia="Times New Roman" w:hAnsi="Arial" w:cs="Arial"/>
+          <w:color w:val="000000"/>
+          <w:lang w:eastAsia="en-GB"/>
+        </w:rPr>
+        <w:t xml:space="preserve"> watermarked videos &amp;</w:t>
+      </w:r>
+      <w:r>
+        <w:rPr>
+          <w:rFonts w:ascii="Arial" w:eastAsia="Times New Roman" w:hAnsi="Arial" w:cs="Arial"/>
+          <w:color w:val="000000"/>
+          <w:lang w:eastAsia="en-GB"/>
+        </w:rPr>
+        <w:t xml:space="preserve"> images</w:t>
+      </w:r>
+      <w:r>
+        <w:rPr>
+          <w:rFonts w:ascii="Arial" w:eastAsia="Times New Roman" w:hAnsi="Arial" w:cs="Arial"/>
+          <w:color w:val="000000"/>
+          <w:lang w:eastAsia="en-GB"/>
+        </w:rPr>
+        <w:t xml:space="preserve"> from tweets</w:t>
+      </w:r>
+      <w:r>
+        <w:rPr>
+          <w:rFonts w:ascii="Arial" w:eastAsia="Times New Roman" w:hAnsi="Arial" w:cs="Arial"/>
+          <w:color w:val="000000"/>
+          <w:lang w:eastAsia="en-GB"/>
+        </w:rPr>
+        <w:t>, to be posted on Instagram.</w:t>
+      </w:r>
+    </w:p>
+    <w:p>
+      <w:pPr>
+        <w:numPr>
+          <w:ilvl w:val="0"/>
+          <w:numId w:val="4"/>
+        </w:numPr>
+        <w:spacing w:after="0" w:line="240" w:lineRule="auto"/>
+        <w:textAlignment w:val="baseline"/>
+        <w:rPr>
+          <w:rFonts w:ascii="Arial" w:eastAsia="Times New Roman" w:hAnsi="Arial" w:cs="Arial"/>
+          <w:color w:val="000000"/>
+          <w:lang w:eastAsia="en-GB"/>
+        </w:rPr>
+      </w:pPr>
+      <w:r>
+        <w:rPr>
+          <w:rFonts w:ascii="Arial" w:eastAsia="Times New Roman" w:hAnsi="Arial" w:cs="Arial"/>
+          <w:color w:val="000000"/>
+          <w:lang w:eastAsia="en-GB"/>
+        </w:rPr>
+        <w:t>Utilises: Python framework Flask, Pillow</w:t>
+      </w:r>
+      <w:r>
+        <w:rPr>
+          <w:rFonts w:ascii="Arial" w:eastAsia="Times New Roman" w:hAnsi="Arial" w:cs="Arial"/>
+          <w:color w:val="000000"/>
+          <w:lang w:eastAsia="en-GB"/>
+        </w:rPr>
+        <w:t>, MoviePy and TailWind CSS.</w:t>
+      </w:r>
+    </w:p>
+    <w:p>
+      <w:pPr>
+        <w:numPr>
+          <w:ilvl w:val="0"/>
+          <w:numId w:val="4"/>
+        </w:numPr>
+        <w:spacing w:after="0" w:line="240" w:lineRule="auto"/>
+        <w:textAlignment w:val="baseline"/>
+        <w:rPr>
+          <w:rFonts w:ascii="Arial" w:eastAsia="Times New Roman" w:hAnsi="Arial" w:cs="Arial"/>
+          <w:color w:val="000000"/>
+          <w:lang w:eastAsia="en-GB"/>
+        </w:rPr>
+      </w:pPr>
+      <w:r>
+        <w:rPr>
+          <w:rFonts w:ascii="Arial" w:eastAsia="Times New Roman" w:hAnsi="Arial" w:cs="Arial"/>
+          <w:color w:val="000000"/>
+          <w:lang w:eastAsia="en-GB"/>
+        </w:rPr>
+        <w:t>Used by several Instagram profiles with 1mil+ followers.</w:t>
+      </w:r>
+    </w:p>
+    <w:p>
+      <w:pPr>
+        <w:spacing w:after="0" w:line="240" w:lineRule="auto"/>
+        <w:rPr>
+          <w:rFonts w:ascii="Arial" w:eastAsia="Times New Roman" w:hAnsi="Arial" w:cs="Arial"/>
+          <w:lang w:eastAsia="en-GB"/>
+        </w:rPr>
+      </w:pPr>
+    </w:p>
+    <w:p>
+      <w:pPr>
+        <w:spacing w:after="0" w:line="240" w:lineRule="auto"/>
+        <w:rPr>
+          <w:rFonts w:ascii="Arial" w:eastAsia="Times New Roman" w:hAnsi="Arial" w:cs="Arial"/>
+          <w:lang w:eastAsia="en-GB"/>
+        </w:rPr>
+      </w:pPr>
+      <w:r>
+        <w:rPr>
+          <w:rFonts w:ascii="Arial" w:eastAsia="Times New Roman" w:hAnsi="Arial" w:cs="Arial"/>
+          <w:b/>
+          <w:bCs/>
+          <w:color w:val="000000"/>
+          <w:lang w:eastAsia="en-GB"/>
+        </w:rPr>
         <w:t>Live Electronic Voting</w:t>
       </w:r>
     </w:p>
@@ -745,15 +1055,23 @@
           <w:color w:val="000000"/>
           <w:lang w:eastAsia="en-GB"/>
         </w:rPr>
-        <w:t>Utilises: PHP framework Laravel, Web Sockets, Bootstrap</w:t>
-      </w:r>
-      <w:r>
-        <w:rPr>
-          <w:rFonts w:ascii="Arial" w:eastAsia="Times New Roman" w:hAnsi="Arial" w:cs="Arial"/>
-          <w:color w:val="000000"/>
-          <w:lang w:eastAsia="en-GB"/>
-        </w:rPr>
-        <w:t>.</w:t>
+        <w:t>Utilises: PHP framework Laravel, Bootstrap</w:t>
+      </w:r>
+      <w:r>
+        <w:rPr>
+          <w:rFonts w:ascii="Arial" w:eastAsia="Times New Roman" w:hAnsi="Arial" w:cs="Arial"/>
+          <w:color w:val="000000"/>
+          <w:lang w:eastAsia="en-GB"/>
+        </w:rPr>
+        <w:t>/CSS</w:t>
+      </w:r>
+      <w:r>
+        <w:rPr>
+          <w:rFonts w:ascii="Arial" w:eastAsia="Times New Roman" w:hAnsi="Arial" w:cs="Arial"/>
+          <w:color w:val="000000"/>
+          <w:lang w:eastAsia="en-GB"/>
+        </w:rPr>
+        <w:t xml:space="preserve"> &amp; web socket technology.</w:t>
       </w:r>
     </w:p>
     <w:p>
@@ -839,6 +1157,7 @@
     <w:p>
       <w:pPr>
         <w:spacing w:after="0" w:line="240" w:lineRule="auto"/>
+        <w:jc w:val="center"/>
         <w:rPr>
           <w:rFonts w:ascii="Arial" w:eastAsia="Times New Roman" w:hAnsi="Arial" w:cs="Arial"/>
           <w:lang w:eastAsia="en-GB"/>
@@ -852,131 +1171,6 @@
           <w:color w:val="000000"/>
           <w:lang w:eastAsia="en-GB"/>
         </w:rPr>
-        <w:t>Instagram Quote Post Creator</w:t>
-      </w:r>
-    </w:p>
-    <w:p>
-      <w:pPr>
-        <w:spacing w:after="0" w:line="240" w:lineRule="auto"/>
-        <w:rPr>
-          <w:rFonts w:ascii="Arial" w:eastAsia="Times New Roman" w:hAnsi="Arial" w:cs="Arial"/>
-          <w:lang w:eastAsia="en-GB"/>
-        </w:rPr>
-      </w:pPr>
-      <w:r>
-        <w:rPr>
-          <w:rFonts w:ascii="Arial" w:eastAsia="Times New Roman" w:hAnsi="Arial" w:cs="Arial"/>
-          <w:i/>
-          <w:iCs/>
-          <w:color w:val="000000"/>
-          <w:lang w:eastAsia="en-GB"/>
-        </w:rPr>
-        <w:t>hazdev.pythonanywhere.com</w:t>
-      </w:r>
-    </w:p>
-    <w:p>
-      <w:pPr>
-        <w:numPr>
-          <w:ilvl w:val="0"/>
-          <w:numId w:val="4"/>
-        </w:numPr>
-        <w:spacing w:after="0" w:line="240" w:lineRule="auto"/>
-        <w:textAlignment w:val="baseline"/>
-        <w:rPr>
-          <w:rFonts w:ascii="Arial" w:eastAsia="Times New Roman" w:hAnsi="Arial" w:cs="Arial"/>
-          <w:color w:val="000000"/>
-          <w:lang w:eastAsia="en-GB"/>
-        </w:rPr>
-      </w:pPr>
-      <w:r>
-        <w:rPr>
-          <w:rFonts w:ascii="Arial" w:eastAsia="Times New Roman" w:hAnsi="Arial" w:cs="Arial"/>
-          <w:color w:val="000000"/>
-          <w:lang w:eastAsia="en-GB"/>
-        </w:rPr>
-        <w:t>Generates quote images based on text input, watermarked, to be posted on Instagram.</w:t>
-      </w:r>
-    </w:p>
-    <w:p>
-      <w:pPr>
-        <w:numPr>
-          <w:ilvl w:val="0"/>
-          <w:numId w:val="4"/>
-        </w:numPr>
-        <w:spacing w:after="0" w:line="240" w:lineRule="auto"/>
-        <w:textAlignment w:val="baseline"/>
-        <w:rPr>
-          <w:rFonts w:ascii="Arial" w:eastAsia="Times New Roman" w:hAnsi="Arial" w:cs="Arial"/>
-          <w:color w:val="000000"/>
-          <w:lang w:eastAsia="en-GB"/>
-        </w:rPr>
-      </w:pPr>
-      <w:r>
-        <w:rPr>
-          <w:rFonts w:ascii="Arial" w:eastAsia="Times New Roman" w:hAnsi="Arial" w:cs="Arial"/>
-          <w:color w:val="000000"/>
-          <w:lang w:eastAsia="en-GB"/>
-        </w:rPr>
-        <w:t>Utilises: Python framework Flask, Pillow</w:t>
-      </w:r>
-      <w:r>
-        <w:rPr>
-          <w:rFonts w:ascii="Arial" w:eastAsia="Times New Roman" w:hAnsi="Arial" w:cs="Arial"/>
-          <w:color w:val="000000"/>
-          <w:lang w:eastAsia="en-GB"/>
-        </w:rPr>
-        <w:t>.</w:t>
-      </w:r>
-    </w:p>
-    <w:p>
-      <w:pPr>
-        <w:numPr>
-          <w:ilvl w:val="0"/>
-          <w:numId w:val="4"/>
-        </w:numPr>
-        <w:spacing w:after="0" w:line="240" w:lineRule="auto"/>
-        <w:textAlignment w:val="baseline"/>
-        <w:rPr>
-          <w:rFonts w:ascii="Arial" w:eastAsia="Times New Roman" w:hAnsi="Arial" w:cs="Arial"/>
-          <w:color w:val="000000"/>
-          <w:lang w:eastAsia="en-GB"/>
-        </w:rPr>
-      </w:pPr>
-      <w:r>
-        <w:rPr>
-          <w:rFonts w:ascii="Arial" w:eastAsia="Times New Roman" w:hAnsi="Arial" w:cs="Arial"/>
-          <w:color w:val="000000"/>
-          <w:lang w:eastAsia="en-GB"/>
-        </w:rPr>
-        <w:t>Used by several Instagram profiles with 1mil+ followers.</w:t>
-      </w:r>
-    </w:p>
-    <w:p>
-      <w:pPr>
-        <w:spacing w:after="0" w:line="240" w:lineRule="auto"/>
-        <w:rPr>
-          <w:rFonts w:ascii="Arial" w:eastAsia="Times New Roman" w:hAnsi="Arial" w:cs="Arial"/>
-          <w:lang w:eastAsia="en-GB"/>
-        </w:rPr>
-      </w:pPr>
-    </w:p>
-    <w:p>
-      <w:pPr>
-        <w:spacing w:after="0" w:line="240" w:lineRule="auto"/>
-        <w:jc w:val="center"/>
-        <w:rPr>
-          <w:rFonts w:ascii="Arial" w:eastAsia="Times New Roman" w:hAnsi="Arial" w:cs="Arial"/>
-          <w:lang w:eastAsia="en-GB"/>
-        </w:rPr>
-      </w:pPr>
-      <w:r>
-        <w:rPr>
-          <w:rFonts w:ascii="Arial" w:eastAsia="Times New Roman" w:hAnsi="Arial" w:cs="Arial"/>
-          <w:b/>
-          <w:bCs/>
-          <w:color w:val="000000"/>
-          <w:lang w:eastAsia="en-GB"/>
-        </w:rPr>
         <w:t>OTHER INTERESTS</w:t>
       </w:r>
     </w:p>
@@ -994,7 +1188,39 @@
           <w:color w:val="000000"/>
           <w:lang w:eastAsia="en-GB"/>
         </w:rPr>
-        <w:t xml:space="preserve">Interested in entrepreneurship and ecommerce. Previously ran a jewellery business. Currently run an Instagram profile with 250k+ followers, working with rising </w:t>
+        <w:t xml:space="preserve">Interested in entrepreneurship and ecommerce. Previously ran a jewellery business. Currently </w:t>
+      </w:r>
+      <w:r>
+        <w:rPr>
+          <w:rFonts w:ascii="Arial" w:eastAsia="Times New Roman" w:hAnsi="Arial" w:cs="Arial"/>
+          <w:color w:val="000000"/>
+          <w:lang w:eastAsia="en-GB"/>
+        </w:rPr>
+        <w:t>manage</w:t>
+      </w:r>
+      <w:r>
+        <w:rPr>
+          <w:rFonts w:ascii="Arial" w:eastAsia="Times New Roman" w:hAnsi="Arial" w:cs="Arial"/>
+          <w:color w:val="000000"/>
+          <w:lang w:eastAsia="en-GB"/>
+        </w:rPr>
+        <w:t xml:space="preserve"> an Instagram profile with 250k+ followers, working with </w:t>
+      </w:r>
+      <w:r>
+        <w:rPr>
+          <w:rFonts w:ascii="Arial" w:eastAsia="Times New Roman" w:hAnsi="Arial" w:cs="Arial"/>
+          <w:color w:val="000000"/>
+          <w:lang w:eastAsia="en-GB"/>
+        </w:rPr>
+        <w:t>up-and-coming,</w:t>
+      </w:r>
+      <w:r>
+        <w:rPr>
+          <w:rFonts w:ascii="Arial" w:eastAsia="Times New Roman" w:hAnsi="Arial" w:cs="Arial"/>
+          <w:color w:val="000000"/>
+          <w:lang w:eastAsia="en-GB"/>
+        </w:rPr>
+        <w:t xml:space="preserve"> </w:t>
       </w:r>
       <w:r>
         <w:rPr>
